--- a/en/scientists/CV/Word/Eppelbaum_Lev_CV_EN.docx
+++ b/en/scientists/CV/Word/Eppelbaum_Lev_CV_EN.docx
@@ -563,7 +563,7 @@
           <w:sz w:val="21"/>
           <w:szCs w:val="21"/>
         </w:rPr>
-        <w:t>Lev Eppelbaum works in the Department of Geosciences at Tel Aviv University. He received an MSc in geophysics from Azerbaijan State University of Oil and Industry in 1982 and a PhD in geophysics in 1989 through the All-Union Geophysical Institute in Baku, the Institute of Geophysics of the Georgian Academy of Sciences in Tbilisi, and the Moscow Mining Academy. He completed postdoctoral studies at Tel Aviv University in 1991–1993 on interpretation and modeling of potential geophysical fields in the Dead Sea Rift. Since October 2020 he has been an honorary professor at Azerbaijan State Oil and Industry University. The CV reports 7,192 Google Scholar citations and an h-index of 46. In 2018–2019 he received the Christian Huygens Medal of the European Geosciences Union.</w:t>
+        <w:t>Lev Eppelbaum works in the Department of Geosciences at Tel Aviv University. He received an MSc in geophysics from Azerbaijan State University of Oil and Industry in 1982 and a PhD in geophysics in 1989 through the All-Union Geophysical Institute in Baku, the Institute of Geophysics of the Georgian Academy of Sciences in Tbilisi, and the Moscow Mining Academy. He completed postdoctoral studies at Tel Aviv University in 1991–1993 on interpretation and modeling of potential geophysical fields in the Dead Sea Rift. Since October 2020 he has been an honorary professor at Azerbaijan State Oil and Industry University. Google Scholar: 7,192 citations; h-index 46. In 2018–2019 he received the Christian Huygens Medal of the European Geosciences Union.</w:t>
       </w:r>
     </w:p>
     <w:p>
@@ -2036,7 +2036,7 @@
                 <w:sz w:val="21"/>
                 <w:szCs w:val="21"/>
               </w:rPr>
-              <w:t>CV</w:t>
+              <w:t>Self-reported</w:t>
             </w:r>
           </w:p>
         </w:tc>
@@ -2140,7 +2140,7 @@
                 <w:sz w:val="21"/>
                 <w:szCs w:val="21"/>
               </w:rPr>
-              <w:t>CV</w:t>
+              <w:t>Self-reported</w:t>
             </w:r>
           </w:p>
         </w:tc>
@@ -2244,7 +2244,7 @@
                 <w:sz w:val="21"/>
                 <w:szCs w:val="21"/>
               </w:rPr>
-              <w:t>CV</w:t>
+              <w:t>Self-reported</w:t>
             </w:r>
           </w:p>
         </w:tc>
@@ -15452,25 +15452,23 @@
           <w:sz w:val="21"/>
           <w:szCs w:val="21"/>
         </w:rPr>
-        <w:t xml:space="preserve">399. </w:t>
-      </w:r>
-      <w:r>
-        <w:rPr>
-          <w:rFonts w:ascii="Times New Roman" w:cs="Times New Roman" w:eastAsia="Times New Roman" w:hAnsi="Times New Roman"/>
-          <w:b/>
-          <w:bCs/>
-          <w:sz w:val="21"/>
-          <w:szCs w:val="21"/>
-        </w:rPr>
-        <w:t>Eppelbaum, L.V.</w:t>
-      </w:r>
-      <w:r>
-        <w:rPr>
-          <w:rFonts w:ascii="Times New Roman" w:cs="Times New Roman" w:eastAsia="Times New Roman" w:hAnsi="Times New Roman"/>
-          <w:sz w:val="21"/>
-          <w:szCs w:val="21"/>
-        </w:rPr>
-        <w:t>, 2012. Quantitative analysis of magnetic anomalies in the Eastern Mediterranean: A review. Trans. of the SAGEEP-2012 Meet., 25, No. 1, p. 159, Denver, USA .</w:t>
+        <w:t>399. Eppelbaum, L.V., 2012. Quantitative analysis of magnetic anomalies in the Eastern Mediterranean: A review. Trans. of the SAGEEP-2012 Meet., 25, No. 1, p. 159, Denver, USA.</w:t>
+      </w:r>
+      <w:r>
+        <w:rPr>
+          <w:rFonts w:ascii="Times New Roman" w:cs="Times New Roman" w:eastAsia="Times New Roman" w:hAnsi="Times New Roman"/>
+          <w:b/>
+          <w:bCs/>
+          <w:sz w:val="21"/>
+          <w:szCs w:val="21"/>
+        </w:rPr>
+      </w:r>
+      <w:r>
+        <w:rPr>
+          <w:rFonts w:ascii="Times New Roman" w:cs="Times New Roman" w:eastAsia="Times New Roman" w:hAnsi="Times New Roman"/>
+          <w:sz w:val="21"/>
+          <w:szCs w:val="21"/>
+        </w:rPr>
       </w:r>
     </w:p>
     <w:p>
